--- a/assignments/Lab 2.docx
+++ b/assignments/Lab 2.docx
@@ -27,9 +27,16 @@
           <w:szCs w:val="24"/>
           <w:lang w:val="en-US"/>
         </w:rPr>
-        <w:t>SCIENTIFIC COMPUTING</w:t>
-      </w:r>
-      <w:r>
+        <w:t>COMPUTATIONAL FOUNDATIONS FOR BIOMEDICAL ENGINEERING</w:t>
+      </w:r>
+    </w:p>
+    <w:p>
+      <w:pPr>
+        <w:autoSpaceDE w:val="0"/>
+        <w:autoSpaceDN w:val="0"/>
+        <w:adjustRightInd w:val="0"/>
+        <w:spacing w:after="0" w:line="360" w:lineRule="auto"/>
+        <w:jc w:val="center"/>
         <w:rPr>
           <w:rFonts w:ascii="HelveticaNeue-Bold" w:hAnsi="HelveticaNeue-Bold" w:cs="HelveticaNeue-Bold"/>
           <w:b/>
@@ -38,8 +45,7 @@
           <w:szCs w:val="24"/>
           <w:lang w:val="en-US"/>
         </w:rPr>
-        <w:t xml:space="preserve"> – </w:t>
-      </w:r>
+      </w:pPr>
       <w:r>
         <w:rPr>
           <w:rFonts w:ascii="HelveticaNeue-Bold" w:hAnsi="HelveticaNeue-Bold" w:cs="HelveticaNeue-Bold"/>
@@ -116,7 +122,7 @@
           <w:szCs w:val="24"/>
           <w:lang w:val="en-US"/>
         </w:rPr>
-        <w:t>MASTER IN METROLOGY / MASTER IN BIOMEDICAL ENGINEERING</w:t>
+        <w:t>MASTER IN BIOMEDICAL ENGINEERING</w:t>
       </w:r>
     </w:p>
     <w:p>
@@ -147,88 +153,45 @@
           <w:rFonts w:ascii="Arial" w:hAnsi="Arial" w:cs="Arial"/>
           <w:sz w:val="24"/>
           <w:szCs w:val="24"/>
+          <w:lang w:val="en-US"/>
+        </w:rPr>
+      </w:pPr>
+      <w:r>
+        <w:rPr>
+          <w:rFonts w:ascii="Arial" w:hAnsi="Arial" w:cs="Arial"/>
+          <w:sz w:val="24"/>
+          <w:szCs w:val="24"/>
+          <w:lang w:val="en-US"/>
+        </w:rPr>
+        <w:t xml:space="preserve">Dear student, </w:t>
+      </w:r>
+      <w:r>
+        <w:rPr>
+          <w:rFonts w:ascii="Arial" w:hAnsi="Arial" w:cs="Arial"/>
+          <w:sz w:val="24"/>
+          <w:szCs w:val="24"/>
           <w:u w:val="single"/>
           <w:lang w:val="en-US"/>
         </w:rPr>
-      </w:pPr>
-      <w:r>
-        <w:rPr>
-          <w:rFonts w:ascii="Arial" w:hAnsi="Arial" w:cs="Arial"/>
-          <w:sz w:val="24"/>
-          <w:szCs w:val="24"/>
-          <w:u w:val="single"/>
-          <w:lang w:val="en-US"/>
-        </w:rPr>
-        <w:t xml:space="preserve">Deadline: </w:t>
-      </w:r>
-      <w:r>
-        <w:rPr>
-          <w:rFonts w:ascii="Arial" w:hAnsi="Arial" w:cs="Arial"/>
-          <w:sz w:val="24"/>
-          <w:szCs w:val="24"/>
-          <w:u w:val="single"/>
-          <w:lang w:val="en-US"/>
-        </w:rPr>
-        <w:t>November</w:t>
-      </w:r>
-      <w:r>
-        <w:rPr>
-          <w:rFonts w:ascii="Arial" w:hAnsi="Arial" w:cs="Arial"/>
-          <w:sz w:val="24"/>
-          <w:szCs w:val="24"/>
-          <w:u w:val="single"/>
-          <w:lang w:val="en-US"/>
-        </w:rPr>
-        <w:t xml:space="preserve"> </w:t>
-      </w:r>
-      <w:r>
-        <w:rPr>
-          <w:rFonts w:ascii="Arial" w:hAnsi="Arial" w:cs="Arial"/>
-          <w:sz w:val="24"/>
-          <w:szCs w:val="24"/>
-          <w:u w:val="single"/>
-          <w:lang w:val="en-US"/>
-        </w:rPr>
-        <w:t>0</w:t>
-      </w:r>
-      <w:r>
-        <w:rPr>
-          <w:rFonts w:ascii="Arial" w:hAnsi="Arial" w:cs="Arial"/>
-          <w:sz w:val="24"/>
-          <w:szCs w:val="24"/>
-          <w:u w:val="single"/>
-          <w:lang w:val="en-US"/>
-        </w:rPr>
-        <w:t>7</w:t>
-      </w:r>
-      <w:r>
-        <w:rPr>
-          <w:rFonts w:ascii="Arial" w:hAnsi="Arial" w:cs="Arial"/>
-          <w:sz w:val="24"/>
-          <w:szCs w:val="24"/>
-          <w:u w:val="single"/>
-          <w:lang w:val="en-US"/>
-        </w:rPr>
-        <w:t>, 2025</w:t>
-      </w:r>
-      <w:r>
-        <w:rPr>
-          <w:rFonts w:ascii="Arial" w:hAnsi="Arial" w:cs="Arial"/>
-          <w:sz w:val="24"/>
-          <w:szCs w:val="24"/>
-          <w:u w:val="single"/>
-          <w:lang w:val="en-US"/>
-        </w:rPr>
-        <w:t>, 8 a.m.</w:t>
-      </w:r>
-    </w:p>
-    <w:p>
-      <w:pPr>
-        <w:autoSpaceDE w:val="0"/>
-        <w:autoSpaceDN w:val="0"/>
-        <w:adjustRightInd w:val="0"/>
-        <w:spacing w:after="0" w:line="360" w:lineRule="auto"/>
-        <w:jc w:val="center"/>
+        <w:t>read the following instructions carefully</w:t>
+      </w:r>
+      <w:r>
+        <w:rPr>
+          <w:rFonts w:ascii="Arial" w:hAnsi="Arial" w:cs="Arial"/>
+          <w:sz w:val="24"/>
+          <w:szCs w:val="24"/>
+          <w:lang w:val="en-US"/>
+        </w:rPr>
+        <w:t>. Your grade will depend on their fulfillment.</w:t>
+      </w:r>
+    </w:p>
+    <w:p>
+      <w:pPr>
+        <w:autoSpaceDE w:val="0"/>
+        <w:autoSpaceDN w:val="0"/>
+        <w:adjustRightInd w:val="0"/>
+        <w:spacing w:after="0" w:line="360" w:lineRule="auto"/>
+        <w:jc w:val="both"/>
         <w:rPr>
           <w:rFonts w:ascii="HelveticaNeue-Bold" w:hAnsi="HelveticaNeue-Bold" w:cs="HelveticaNeue-Bold"/>
           <w:b/>
@@ -247,49 +210,6 @@
         <w:spacing w:after="0" w:line="360" w:lineRule="auto"/>
         <w:jc w:val="both"/>
         <w:rPr>
-          <w:rFonts w:ascii="Arial" w:hAnsi="Arial" w:cs="Arial"/>
-          <w:sz w:val="24"/>
-          <w:szCs w:val="24"/>
-          <w:lang w:val="en-US"/>
-        </w:rPr>
-      </w:pPr>
-      <w:r>
-        <w:rPr>
-          <w:rFonts w:ascii="Arial" w:hAnsi="Arial" w:cs="Arial"/>
-          <w:sz w:val="24"/>
-          <w:szCs w:val="24"/>
-          <w:lang w:val="en-US"/>
-        </w:rPr>
-        <w:t xml:space="preserve">Dear student, </w:t>
-      </w:r>
-      <w:r>
-        <w:rPr>
-          <w:rFonts w:ascii="Arial" w:hAnsi="Arial" w:cs="Arial"/>
-          <w:sz w:val="24"/>
-          <w:szCs w:val="24"/>
-          <w:u w:val="single"/>
-          <w:lang w:val="en-US"/>
-        </w:rPr>
-        <w:t>read the following instructions carefully</w:t>
-      </w:r>
-      <w:r>
-        <w:rPr>
-          <w:rFonts w:ascii="Arial" w:hAnsi="Arial" w:cs="Arial"/>
-          <w:sz w:val="24"/>
-          <w:szCs w:val="24"/>
-          <w:lang w:val="en-US"/>
-        </w:rPr>
-        <w:t>. Your grade will depend on their fulfillment.</w:t>
-      </w:r>
-    </w:p>
-    <w:p>
-      <w:pPr>
-        <w:autoSpaceDE w:val="0"/>
-        <w:autoSpaceDN w:val="0"/>
-        <w:adjustRightInd w:val="0"/>
-        <w:spacing w:after="0" w:line="360" w:lineRule="auto"/>
-        <w:jc w:val="both"/>
-        <w:rPr>
           <w:rFonts w:ascii="HelveticaNeue-Bold" w:hAnsi="HelveticaNeue-Bold" w:cs="HelveticaNeue-Bold"/>
           <w:b/>
           <w:bCs/>
@@ -298,14 +218,7 @@
           <w:lang w:val="en-US"/>
         </w:rPr>
       </w:pPr>
-    </w:p>
-    <w:p>
-      <w:pPr>
-        <w:autoSpaceDE w:val="0"/>
-        <w:autoSpaceDN w:val="0"/>
-        <w:adjustRightInd w:val="0"/>
-        <w:spacing w:after="0" w:line="360" w:lineRule="auto"/>
-        <w:jc w:val="both"/>
+      <w:r>
         <w:rPr>
           <w:rFonts w:ascii="HelveticaNeue-Bold" w:hAnsi="HelveticaNeue-Bold" w:cs="HelveticaNeue-Bold"/>
           <w:b/>
@@ -314,7 +227,8 @@
           <w:szCs w:val="24"/>
           <w:lang w:val="en-US"/>
         </w:rPr>
-      </w:pPr>
+        <w:t>GRADED WORK</w:t>
+      </w:r>
       <w:r>
         <w:rPr>
           <w:rFonts w:ascii="HelveticaNeue-Bold" w:hAnsi="HelveticaNeue-Bold" w:cs="HelveticaNeue-Bold"/>
@@ -324,23 +238,12 @@
           <w:szCs w:val="24"/>
           <w:lang w:val="en-US"/>
         </w:rPr>
-        <w:t>GRADED WORK</w:t>
-      </w:r>
-      <w:r>
-        <w:rPr>
-          <w:rFonts w:ascii="HelveticaNeue-Bold" w:hAnsi="HelveticaNeue-Bold" w:cs="HelveticaNeue-Bold"/>
-          <w:b/>
-          <w:bCs/>
-          <w:sz w:val="24"/>
-          <w:szCs w:val="24"/>
-          <w:lang w:val="en-US"/>
-        </w:rPr>
         <w:t>:</w:t>
       </w:r>
     </w:p>
     <w:p>
       <w:pPr>
-        <w:pStyle w:val="Prrafodelista"/>
+        <w:pStyle w:val="ListParagraph"/>
         <w:numPr>
           <w:ilvl w:val="0"/>
           <w:numId w:val="2"/>
@@ -366,20 +269,11 @@
           <w:szCs w:val="24"/>
           <w:lang w:val="en-US"/>
         </w:rPr>
-        <w:t>Written report in a Jupyter Noteboo</w:t>
-      </w:r>
-      <w:r>
-        <w:rPr>
-          <w:rFonts w:ascii="HelveticaNeue-Bold" w:hAnsi="HelveticaNeue-Bold" w:cs="HelveticaNeue-Bold"/>
-          <w:sz w:val="24"/>
-          <w:szCs w:val="24"/>
-          <w:lang w:val="en-US"/>
-        </w:rPr>
-        <w:t>k</w:t>
-      </w:r>
-      <w:r>
-        <w:rPr>
-          <w:rStyle w:val="Refdenotaalpie"/>
+        <w:t>Written report in a Jupyter Notebook</w:t>
+      </w:r>
+      <w:r>
+        <w:rPr>
+          <w:rStyle w:val="FootnoteReference"/>
           <w:rFonts w:ascii="HelveticaNeue-Bold" w:hAnsi="HelveticaNeue-Bold" w:cs="HelveticaNeue-Bold"/>
           <w:sz w:val="24"/>
           <w:szCs w:val="24"/>
@@ -394,25 +288,7 @@
           <w:szCs w:val="24"/>
           <w:lang w:val="en-US"/>
         </w:rPr>
-        <w:t xml:space="preserve"> </w:t>
-      </w:r>
-      <w:r>
-        <w:rPr>
-          <w:rFonts w:ascii="HelveticaNeue-Bold" w:hAnsi="HelveticaNeue-Bold" w:cs="HelveticaNeue-Bold"/>
-          <w:sz w:val="24"/>
-          <w:szCs w:val="24"/>
-          <w:lang w:val="en-US"/>
-        </w:rPr>
-        <w:t xml:space="preserve">uploaded to </w:t>
-      </w:r>
-      <w:r>
-        <w:rPr>
-          <w:rFonts w:ascii="HelveticaNeue-Bold" w:hAnsi="HelveticaNeue-Bold" w:cs="HelveticaNeue-Bold"/>
-          <w:sz w:val="24"/>
-          <w:szCs w:val="24"/>
-          <w:lang w:val="en-US"/>
-        </w:rPr>
-        <w:t xml:space="preserve">a </w:t>
+        <w:t xml:space="preserve"> uploaded to a </w:t>
       </w:r>
       <w:r>
         <w:rPr>
@@ -426,7 +302,7 @@
     </w:p>
     <w:p>
       <w:pPr>
-        <w:pStyle w:val="Prrafodelista"/>
+        <w:pStyle w:val="ListParagraph"/>
         <w:numPr>
           <w:ilvl w:val="0"/>
           <w:numId w:val="2"/>
@@ -452,39 +328,21 @@
           <w:szCs w:val="24"/>
           <w:lang w:val="en-US"/>
         </w:rPr>
-        <w:t>Data, scripts and functions would be self-contained in the notebook</w:t>
-      </w:r>
-      <w:r>
-        <w:rPr>
-          <w:rFonts w:ascii="HelveticaNeue-Bold" w:hAnsi="HelveticaNeue-Bold" w:cs="HelveticaNeue-Bold"/>
-          <w:sz w:val="24"/>
-          <w:szCs w:val="24"/>
-          <w:lang w:val="en-US"/>
-        </w:rPr>
-        <w:t>, i.e. without requiring external dependencies</w:t>
-      </w:r>
-      <w:r>
-        <w:rPr>
-          <w:rFonts w:ascii="HelveticaNeue-Bold" w:hAnsi="HelveticaNeue-Bold" w:cs="HelveticaNeue-Bold"/>
-          <w:sz w:val="24"/>
-          <w:szCs w:val="24"/>
-          <w:lang w:val="en-US"/>
-        </w:rPr>
-        <w:t xml:space="preserve"> or paths</w:t>
-      </w:r>
-      <w:r>
-        <w:rPr>
-          <w:rFonts w:ascii="HelveticaNeue-Bold" w:hAnsi="HelveticaNeue-Bold" w:cs="HelveticaNeue-Bold"/>
-          <w:sz w:val="24"/>
-          <w:szCs w:val="24"/>
-          <w:lang w:val="en-US"/>
-        </w:rPr>
-        <w:t>, additional configurations, or missing components</w:t>
-      </w:r>
-    </w:p>
-    <w:p>
-      <w:pPr>
-        <w:pStyle w:val="Prrafodelista"/>
+        <w:t>Data, scripts and functions would be self-contained in the notebook, i.e. without requiring external dependencies or paths, additional configurations, or missing components</w:t>
+      </w:r>
+      <w:r>
+        <w:rPr>
+          <w:rFonts w:ascii="HelveticaNeue-Bold" w:hAnsi="HelveticaNeue-Bold" w:cs="HelveticaNeue-Bold"/>
+          <w:sz w:val="24"/>
+          <w:szCs w:val="24"/>
+          <w:lang w:val="en-US"/>
+        </w:rPr>
+        <w:t>.</w:t>
+      </w:r>
+    </w:p>
+    <w:p>
+      <w:pPr>
+        <w:pStyle w:val="ListParagraph"/>
         <w:numPr>
           <w:ilvl w:val="0"/>
           <w:numId w:val="2"/>
@@ -510,14 +368,321 @@
         </w:rPr>
         <w:t>The work must be written entirely in English</w:t>
       </w:r>
-    </w:p>
-    <w:p>
-      <w:pPr>
+      <w:r>
+        <w:rPr>
+          <w:rFonts w:ascii="HelveticaNeue-Bold" w:hAnsi="HelveticaNeue-Bold" w:cs="HelveticaNeue-Bold"/>
+          <w:sz w:val="24"/>
+          <w:szCs w:val="24"/>
+          <w:lang w:val="en-US"/>
+        </w:rPr>
+        <w:t>.</w:t>
+      </w:r>
+    </w:p>
+    <w:p>
+      <w:pPr>
+        <w:pStyle w:val="ListParagraph"/>
+        <w:numPr>
+          <w:ilvl w:val="0"/>
+          <w:numId w:val="2"/>
+        </w:numPr>
         <w:autoSpaceDE w:val="0"/>
         <w:autoSpaceDN w:val="0"/>
         <w:adjustRightInd w:val="0"/>
         <w:spacing w:after="0" w:line="360" w:lineRule="auto"/>
         <w:jc w:val="both"/>
+        <w:rPr>
+          <w:rFonts w:ascii="HelveticaNeue-Bold" w:hAnsi="HelveticaNeue-Bold" w:cs="HelveticaNeue-Bold"/>
+          <w:sz w:val="24"/>
+          <w:szCs w:val="24"/>
+          <w:lang w:val="en-US"/>
+        </w:rPr>
+      </w:pPr>
+      <w:r>
+        <w:rPr>
+          <w:rFonts w:ascii="HelveticaNeue-Bold" w:hAnsi="HelveticaNeue-Bold" w:cs="HelveticaNeue-Bold"/>
+          <w:sz w:val="24"/>
+          <w:szCs w:val="24"/>
+          <w:lang w:val="en-US"/>
+        </w:rPr>
+        <w:t>The notebook must be divided into sections with the same name as called in the activity items (see below the underlined text in the ACTIVITY section). Otherwise, a downgrade of 0.5 will be applied.</w:t>
+      </w:r>
+    </w:p>
+    <w:p>
+      <w:pPr>
+        <w:pStyle w:val="ListParagraph"/>
+        <w:numPr>
+          <w:ilvl w:val="0"/>
+          <w:numId w:val="2"/>
+        </w:numPr>
+        <w:autoSpaceDE w:val="0"/>
+        <w:autoSpaceDN w:val="0"/>
+        <w:adjustRightInd w:val="0"/>
+        <w:spacing w:after="0" w:line="360" w:lineRule="auto"/>
+        <w:jc w:val="both"/>
+        <w:rPr>
+          <w:rFonts w:ascii="HelveticaNeue-Bold" w:hAnsi="HelveticaNeue-Bold" w:cs="HelveticaNeue-Bold"/>
+          <w:sz w:val="24"/>
+          <w:szCs w:val="24"/>
+          <w:lang w:val="en-US"/>
+        </w:rPr>
+      </w:pPr>
+      <w:r>
+        <w:rPr>
+          <w:rFonts w:ascii="HelveticaNeue-Bold" w:hAnsi="HelveticaNeue-Bold" w:cs="HelveticaNeue-Bold"/>
+          <w:sz w:val="24"/>
+          <w:szCs w:val="24"/>
+          <w:lang w:val="en-US"/>
+        </w:rPr>
+        <w:t xml:space="preserve">AI models declaration: </w:t>
+      </w:r>
+      <w:r>
+        <w:rPr>
+          <w:rFonts w:ascii="HelveticaNeue-Bold" w:hAnsi="HelveticaNeue-Bold" w:cs="HelveticaNeue-Bold"/>
+          <w:sz w:val="24"/>
+          <w:szCs w:val="24"/>
+          <w:lang w:val="en-US"/>
+        </w:rPr>
+        <w:t xml:space="preserve">Students may use AI-based tools (e.g., ChatGPT, Copilot, Claude, or similar </w:t>
+      </w:r>
+      <w:r>
+        <w:rPr>
+          <w:rFonts w:ascii="HelveticaNeue-Bold" w:hAnsi="HelveticaNeue-Bold" w:cs="HelveticaNeue-Bold"/>
+          <w:sz w:val="24"/>
+          <w:szCs w:val="24"/>
+          <w:lang w:val="en-US"/>
+        </w:rPr>
+        <w:t>large language models</w:t>
+      </w:r>
+      <w:r>
+        <w:rPr>
+          <w:rFonts w:ascii="HelveticaNeue-Bold" w:hAnsi="HelveticaNeue-Bold" w:cs="HelveticaNeue-Bold"/>
+          <w:sz w:val="24"/>
+          <w:szCs w:val="24"/>
+          <w:lang w:val="en-US"/>
+        </w:rPr>
+        <w:t>) as development assistance when preparing the notebook. Acceptable uses include:</w:t>
+      </w:r>
+    </w:p>
+    <w:p>
+      <w:pPr>
+        <w:pStyle w:val="ListParagraph"/>
+        <w:numPr>
+          <w:ilvl w:val="1"/>
+          <w:numId w:val="2"/>
+        </w:numPr>
+        <w:autoSpaceDE w:val="0"/>
+        <w:autoSpaceDN w:val="0"/>
+        <w:adjustRightInd w:val="0"/>
+        <w:spacing w:after="0" w:line="360" w:lineRule="auto"/>
+        <w:jc w:val="both"/>
+        <w:rPr>
+          <w:rFonts w:ascii="HelveticaNeue-Bold" w:hAnsi="HelveticaNeue-Bold" w:cs="HelveticaNeue-Bold"/>
+          <w:sz w:val="24"/>
+          <w:szCs w:val="24"/>
+          <w:lang w:val="en-US"/>
+        </w:rPr>
+      </w:pPr>
+      <w:r>
+        <w:rPr>
+          <w:rFonts w:ascii="HelveticaNeue-Bold" w:hAnsi="HelveticaNeue-Bold" w:cs="HelveticaNeue-Bold"/>
+          <w:sz w:val="24"/>
+          <w:szCs w:val="24"/>
+          <w:lang w:val="en-US"/>
+        </w:rPr>
+        <w:t>Explaining programming concepts or Python syntax.</w:t>
+      </w:r>
+    </w:p>
+    <w:p>
+      <w:pPr>
+        <w:pStyle w:val="ListParagraph"/>
+        <w:numPr>
+          <w:ilvl w:val="1"/>
+          <w:numId w:val="2"/>
+        </w:numPr>
+        <w:autoSpaceDE w:val="0"/>
+        <w:autoSpaceDN w:val="0"/>
+        <w:adjustRightInd w:val="0"/>
+        <w:spacing w:after="0" w:line="360" w:lineRule="auto"/>
+        <w:jc w:val="both"/>
+        <w:rPr>
+          <w:rFonts w:ascii="HelveticaNeue-Bold" w:hAnsi="HelveticaNeue-Bold" w:cs="HelveticaNeue-Bold"/>
+          <w:sz w:val="24"/>
+          <w:szCs w:val="24"/>
+          <w:lang w:val="en-US"/>
+        </w:rPr>
+      </w:pPr>
+      <w:r>
+        <w:rPr>
+          <w:rFonts w:ascii="HelveticaNeue-Bold" w:hAnsi="HelveticaNeue-Bold" w:cs="HelveticaNeue-Bold"/>
+          <w:sz w:val="24"/>
+          <w:szCs w:val="24"/>
+          <w:lang w:val="en-US"/>
+        </w:rPr>
+        <w:t>Suggesting alternative implementations or debugging strategies.</w:t>
+      </w:r>
+    </w:p>
+    <w:p>
+      <w:pPr>
+        <w:pStyle w:val="ListParagraph"/>
+        <w:numPr>
+          <w:ilvl w:val="1"/>
+          <w:numId w:val="2"/>
+        </w:numPr>
+        <w:autoSpaceDE w:val="0"/>
+        <w:autoSpaceDN w:val="0"/>
+        <w:adjustRightInd w:val="0"/>
+        <w:spacing w:after="0" w:line="360" w:lineRule="auto"/>
+        <w:jc w:val="both"/>
+        <w:rPr>
+          <w:rFonts w:ascii="HelveticaNeue-Bold" w:hAnsi="HelveticaNeue-Bold" w:cs="HelveticaNeue-Bold"/>
+          <w:sz w:val="24"/>
+          <w:szCs w:val="24"/>
+          <w:lang w:val="en-US"/>
+        </w:rPr>
+      </w:pPr>
+      <w:r>
+        <w:rPr>
+          <w:rFonts w:ascii="HelveticaNeue-Bold" w:hAnsi="HelveticaNeue-Bold" w:cs="HelveticaNeue-Bold"/>
+          <w:sz w:val="24"/>
+          <w:szCs w:val="24"/>
+          <w:lang w:val="en-US"/>
+        </w:rPr>
+        <w:t>Identifying potential errors in code.</w:t>
+      </w:r>
+    </w:p>
+    <w:p>
+      <w:pPr>
+        <w:pStyle w:val="ListParagraph"/>
+        <w:numPr>
+          <w:ilvl w:val="1"/>
+          <w:numId w:val="2"/>
+        </w:numPr>
+        <w:autoSpaceDE w:val="0"/>
+        <w:autoSpaceDN w:val="0"/>
+        <w:adjustRightInd w:val="0"/>
+        <w:spacing w:after="0" w:line="360" w:lineRule="auto"/>
+        <w:jc w:val="both"/>
+        <w:rPr>
+          <w:rFonts w:ascii="HelveticaNeue-Bold" w:hAnsi="HelveticaNeue-Bold" w:cs="HelveticaNeue-Bold"/>
+          <w:sz w:val="24"/>
+          <w:szCs w:val="24"/>
+          <w:lang w:val="en-US"/>
+        </w:rPr>
+      </w:pPr>
+      <w:proofErr w:type="gramStart"/>
+      <w:r>
+        <w:rPr>
+          <w:rFonts w:ascii="HelveticaNeue-Bold" w:hAnsi="HelveticaNeue-Bold" w:cs="HelveticaNeue-Bold"/>
+          <w:sz w:val="24"/>
+          <w:szCs w:val="24"/>
+          <w:lang w:val="en-US"/>
+        </w:rPr>
+        <w:t>Improving code</w:t>
+      </w:r>
+      <w:proofErr w:type="gramEnd"/>
+      <w:r>
+        <w:rPr>
+          <w:rFonts w:ascii="HelveticaNeue-Bold" w:hAnsi="HelveticaNeue-Bold" w:cs="HelveticaNeue-Bold"/>
+          <w:sz w:val="24"/>
+          <w:szCs w:val="24"/>
+          <w:lang w:val="en-US"/>
+        </w:rPr>
+        <w:t xml:space="preserve"> readability, documentation, or structure.</w:t>
+      </w:r>
+    </w:p>
+    <w:p>
+      <w:pPr>
+        <w:pStyle w:val="ListParagraph"/>
+        <w:numPr>
+          <w:ilvl w:val="1"/>
+          <w:numId w:val="2"/>
+        </w:numPr>
+        <w:autoSpaceDE w:val="0"/>
+        <w:autoSpaceDN w:val="0"/>
+        <w:adjustRightInd w:val="0"/>
+        <w:spacing w:after="0" w:line="360" w:lineRule="auto"/>
+        <w:jc w:val="both"/>
+        <w:rPr>
+          <w:rFonts w:ascii="HelveticaNeue-Bold" w:hAnsi="HelveticaNeue-Bold" w:cs="HelveticaNeue-Bold"/>
+          <w:sz w:val="24"/>
+          <w:szCs w:val="24"/>
+          <w:lang w:val="en-US"/>
+        </w:rPr>
+      </w:pPr>
+      <w:r>
+        <w:rPr>
+          <w:rFonts w:ascii="HelveticaNeue-Bold" w:hAnsi="HelveticaNeue-Bold" w:cs="HelveticaNeue-Bold"/>
+          <w:sz w:val="24"/>
+          <w:szCs w:val="24"/>
+          <w:lang w:val="en-US"/>
+        </w:rPr>
+        <w:t>Providing suggestions for data analysis or visualization approaches.</w:t>
+      </w:r>
+    </w:p>
+    <w:p>
+      <w:pPr>
+        <w:autoSpaceDE w:val="0"/>
+        <w:autoSpaceDN w:val="0"/>
+        <w:adjustRightInd w:val="0"/>
+        <w:spacing w:after="0" w:line="360" w:lineRule="auto"/>
+        <w:ind w:left="720"/>
+        <w:jc w:val="both"/>
+        <w:rPr>
+          <w:rFonts w:ascii="HelveticaNeue-Bold" w:hAnsi="HelveticaNeue-Bold" w:cs="HelveticaNeue-Bold"/>
+          <w:sz w:val="24"/>
+          <w:szCs w:val="24"/>
+          <w:lang w:val="en-US"/>
+        </w:rPr>
+      </w:pPr>
+      <w:r>
+        <w:rPr>
+          <w:rFonts w:ascii="HelveticaNeue-Bold" w:hAnsi="HelveticaNeue-Bold" w:cs="HelveticaNeue-Bold"/>
+          <w:sz w:val="24"/>
+          <w:szCs w:val="24"/>
+          <w:lang w:val="en-US"/>
+        </w:rPr>
+        <w:t>However, students are responsible for understanding, verifying, and being able to explain all code submitted. AI-generated code must not be used without critical evaluation and appropriate modification when necessary.</w:t>
+      </w:r>
+      <w:r>
+        <w:rPr>
+          <w:rFonts w:ascii="HelveticaNeue-Bold" w:hAnsi="HelveticaNeue-Bold" w:cs="HelveticaNeue-Bold"/>
+          <w:sz w:val="24"/>
+          <w:szCs w:val="24"/>
+          <w:lang w:val="en-US"/>
+        </w:rPr>
+        <w:t xml:space="preserve"> In </w:t>
+      </w:r>
+      <w:proofErr w:type="gramStart"/>
+      <w:r>
+        <w:rPr>
+          <w:rFonts w:ascii="HelveticaNeue-Bold" w:hAnsi="HelveticaNeue-Bold" w:cs="HelveticaNeue-Bold"/>
+          <w:sz w:val="24"/>
+          <w:szCs w:val="24"/>
+          <w:lang w:val="en-US"/>
+        </w:rPr>
+        <w:lastRenderedPageBreak/>
+        <w:t>this</w:t>
+      </w:r>
+      <w:proofErr w:type="gramEnd"/>
+      <w:r>
+        <w:rPr>
+          <w:rFonts w:ascii="HelveticaNeue-Bold" w:hAnsi="HelveticaNeue-Bold" w:cs="HelveticaNeue-Bold"/>
+          <w:sz w:val="24"/>
+          <w:szCs w:val="24"/>
+          <w:lang w:val="en-US"/>
+        </w:rPr>
+        <w:t xml:space="preserve"> way, s</w:t>
+      </w:r>
+      <w:r>
+        <w:rPr>
+          <w:rFonts w:ascii="HelveticaNeue-Bold" w:hAnsi="HelveticaNeue-Bold" w:cs="HelveticaNeue-Bold"/>
+          <w:sz w:val="24"/>
+          <w:szCs w:val="24"/>
+          <w:lang w:val="en-US"/>
+        </w:rPr>
+        <w:t xml:space="preserve">tudents must include an </w:t>
+      </w:r>
+      <w:r>
         <w:rPr>
           <w:rFonts w:ascii="HelveticaNeue-Bold" w:hAnsi="HelveticaNeue-Bold" w:cs="HelveticaNeue-Bold"/>
           <w:b/>
@@ -526,7 +691,129 @@
           <w:szCs w:val="24"/>
           <w:lang w:val="en-US"/>
         </w:rPr>
-      </w:pPr>
+        <w:t>AI Use Declaration</w:t>
+      </w:r>
+      <w:r>
+        <w:rPr>
+          <w:rFonts w:ascii="HelveticaNeue-Bold" w:hAnsi="HelveticaNeue-Bold" w:cs="HelveticaNeue-Bold"/>
+          <w:sz w:val="24"/>
+          <w:szCs w:val="24"/>
+          <w:lang w:val="en-US"/>
+        </w:rPr>
+        <w:t xml:space="preserve"> at the end of the notebook specifying:</w:t>
+      </w:r>
+    </w:p>
+    <w:p>
+      <w:pPr>
+        <w:pStyle w:val="ListParagraph"/>
+        <w:numPr>
+          <w:ilvl w:val="1"/>
+          <w:numId w:val="2"/>
+        </w:numPr>
+        <w:autoSpaceDE w:val="0"/>
+        <w:autoSpaceDN w:val="0"/>
+        <w:adjustRightInd w:val="0"/>
+        <w:spacing w:after="0" w:line="360" w:lineRule="auto"/>
+        <w:jc w:val="both"/>
+        <w:rPr>
+          <w:rFonts w:ascii="HelveticaNeue-Bold" w:hAnsi="HelveticaNeue-Bold" w:cs="HelveticaNeue-Bold"/>
+          <w:sz w:val="24"/>
+          <w:szCs w:val="24"/>
+          <w:lang w:val="en-US"/>
+        </w:rPr>
+      </w:pPr>
+      <w:r>
+        <w:rPr>
+          <w:rFonts w:ascii="HelveticaNeue-Bold" w:hAnsi="HelveticaNeue-Bold" w:cs="HelveticaNeue-Bold"/>
+          <w:sz w:val="24"/>
+          <w:szCs w:val="24"/>
+          <w:lang w:val="en-US"/>
+        </w:rPr>
+        <w:t>The AI tool(s) used.</w:t>
+      </w:r>
+    </w:p>
+    <w:p>
+      <w:pPr>
+        <w:pStyle w:val="ListParagraph"/>
+        <w:numPr>
+          <w:ilvl w:val="1"/>
+          <w:numId w:val="2"/>
+        </w:numPr>
+        <w:autoSpaceDE w:val="0"/>
+        <w:autoSpaceDN w:val="0"/>
+        <w:adjustRightInd w:val="0"/>
+        <w:spacing w:after="0" w:line="360" w:lineRule="auto"/>
+        <w:jc w:val="both"/>
+        <w:rPr>
+          <w:rFonts w:ascii="HelveticaNeue-Bold" w:hAnsi="HelveticaNeue-Bold" w:cs="HelveticaNeue-Bold"/>
+          <w:sz w:val="24"/>
+          <w:szCs w:val="24"/>
+          <w:lang w:val="en-US"/>
+        </w:rPr>
+      </w:pPr>
+      <w:r>
+        <w:rPr>
+          <w:rFonts w:ascii="HelveticaNeue-Bold" w:hAnsi="HelveticaNeue-Bold" w:cs="HelveticaNeue-Bold"/>
+          <w:sz w:val="24"/>
+          <w:szCs w:val="24"/>
+          <w:lang w:val="en-US"/>
+        </w:rPr>
+        <w:t>The purpose for which they were used.</w:t>
+      </w:r>
+    </w:p>
+    <w:p>
+      <w:pPr>
+        <w:pStyle w:val="ListParagraph"/>
+        <w:numPr>
+          <w:ilvl w:val="1"/>
+          <w:numId w:val="2"/>
+        </w:numPr>
+        <w:autoSpaceDE w:val="0"/>
+        <w:autoSpaceDN w:val="0"/>
+        <w:adjustRightInd w:val="0"/>
+        <w:spacing w:after="0" w:line="360" w:lineRule="auto"/>
+        <w:jc w:val="both"/>
+        <w:rPr>
+          <w:rFonts w:ascii="HelveticaNeue-Bold" w:hAnsi="HelveticaNeue-Bold" w:cs="HelveticaNeue-Bold"/>
+          <w:sz w:val="24"/>
+          <w:szCs w:val="24"/>
+          <w:lang w:val="en-US"/>
+        </w:rPr>
+      </w:pPr>
+      <w:r>
+        <w:rPr>
+          <w:rFonts w:ascii="HelveticaNeue-Bold" w:hAnsi="HelveticaNeue-Bold" w:cs="HelveticaNeue-Bold"/>
+          <w:sz w:val="24"/>
+          <w:szCs w:val="24"/>
+          <w:lang w:val="en-US"/>
+        </w:rPr>
+        <w:t>The extent of their contribution to the submitted work.</w:t>
+      </w:r>
+    </w:p>
+    <w:p>
+      <w:pPr>
+        <w:pStyle w:val="ListParagraph"/>
+        <w:autoSpaceDE w:val="0"/>
+        <w:autoSpaceDN w:val="0"/>
+        <w:adjustRightInd w:val="0"/>
+        <w:spacing w:after="0" w:line="360" w:lineRule="auto"/>
+        <w:jc w:val="both"/>
+        <w:rPr>
+          <w:rFonts w:ascii="HelveticaNeue-Bold" w:hAnsi="HelveticaNeue-Bold" w:cs="HelveticaNeue-Bold"/>
+          <w:sz w:val="24"/>
+          <w:szCs w:val="24"/>
+          <w:lang w:val="en-US"/>
+        </w:rPr>
+      </w:pPr>
+      <w:r>
+        <w:rPr>
+          <w:rFonts w:ascii="HelveticaNeue-Bold" w:hAnsi="HelveticaNeue-Bold" w:cs="HelveticaNeue-Bold"/>
+          <w:sz w:val="24"/>
+          <w:szCs w:val="24"/>
+          <w:lang w:val="en-US"/>
+        </w:rPr>
+        <w:t>If no AI tools were used, students must explicitly state: "No AI tools were used in the development of this notebook."</w:t>
+      </w:r>
     </w:p>
     <w:p>
       <w:pPr>
@@ -544,7 +831,14 @@
           <w:lang w:val="en-US"/>
         </w:rPr>
       </w:pPr>
-      <w:r>
+    </w:p>
+    <w:p>
+      <w:pPr>
+        <w:autoSpaceDE w:val="0"/>
+        <w:autoSpaceDN w:val="0"/>
+        <w:adjustRightInd w:val="0"/>
+        <w:spacing w:after="0" w:line="360" w:lineRule="auto"/>
+        <w:jc w:val="both"/>
         <w:rPr>
           <w:rFonts w:ascii="HelveticaNeue-Bold" w:hAnsi="HelveticaNeue-Bold" w:cs="HelveticaNeue-Bold"/>
           <w:b/>
@@ -553,8 +847,7 @@
           <w:szCs w:val="24"/>
           <w:lang w:val="en-US"/>
         </w:rPr>
-        <w:t>GOAL</w:t>
-      </w:r>
+      </w:pPr>
       <w:r>
         <w:rPr>
           <w:rFonts w:ascii="HelveticaNeue-Bold" w:hAnsi="HelveticaNeue-Bold" w:cs="HelveticaNeue-Bold"/>
@@ -564,154 +857,9 @@
           <w:szCs w:val="24"/>
           <w:lang w:val="en-US"/>
         </w:rPr>
-        <w:t>:</w:t>
-      </w:r>
-    </w:p>
-    <w:p>
-      <w:pPr>
-        <w:autoSpaceDE w:val="0"/>
-        <w:autoSpaceDN w:val="0"/>
-        <w:adjustRightInd w:val="0"/>
-        <w:spacing w:after="0" w:line="360" w:lineRule="auto"/>
-        <w:jc w:val="both"/>
-        <w:rPr>
-          <w:rFonts w:ascii="Arial" w:hAnsi="Arial" w:cs="Arial"/>
-          <w:sz w:val="24"/>
-          <w:szCs w:val="24"/>
-          <w:lang w:val="en-US"/>
-        </w:rPr>
-      </w:pPr>
-      <w:r>
-        <w:rPr>
-          <w:rFonts w:ascii="Arial" w:hAnsi="Arial" w:cs="Arial"/>
-          <w:sz w:val="24"/>
-          <w:szCs w:val="24"/>
-          <w:lang w:val="en-US"/>
-        </w:rPr>
-        <w:t xml:space="preserve">In this assignment, </w:t>
-      </w:r>
-      <w:r>
-        <w:rPr>
-          <w:rFonts w:ascii="Arial" w:hAnsi="Arial" w:cs="Arial"/>
-          <w:sz w:val="24"/>
-          <w:szCs w:val="24"/>
-          <w:lang w:val="en-US"/>
-        </w:rPr>
-        <w:t>you</w:t>
-      </w:r>
-      <w:r>
-        <w:rPr>
-          <w:rFonts w:ascii="Arial" w:hAnsi="Arial" w:cs="Arial"/>
-          <w:sz w:val="24"/>
-          <w:szCs w:val="24"/>
-          <w:lang w:val="en-US"/>
-        </w:rPr>
-        <w:t xml:space="preserve"> are required to use Python and Git to implement a data-driven scientific analysis. You will use your own data</w:t>
-      </w:r>
-      <w:r>
-        <w:rPr>
-          <w:rFonts w:ascii="Arial" w:hAnsi="Arial" w:cs="Arial"/>
-          <w:sz w:val="24"/>
-          <w:szCs w:val="24"/>
-          <w:lang w:val="en-US"/>
-        </w:rPr>
-        <w:t>set</w:t>
-      </w:r>
-      <w:r>
-        <w:rPr>
-          <w:rFonts w:ascii="Arial" w:hAnsi="Arial" w:cs="Arial"/>
-          <w:sz w:val="24"/>
-          <w:szCs w:val="24"/>
-          <w:lang w:val="en-US"/>
-        </w:rPr>
-        <w:t xml:space="preserve"> (</w:t>
-      </w:r>
-      <w:r>
-        <w:rPr>
-          <w:rFonts w:ascii="Arial" w:hAnsi="Arial" w:cs="Arial"/>
-          <w:sz w:val="24"/>
-          <w:szCs w:val="24"/>
-          <w:lang w:val="en-US"/>
-        </w:rPr>
-        <w:t xml:space="preserve">e.g., </w:t>
-      </w:r>
-      <w:r>
-        <w:rPr>
-          <w:rFonts w:ascii="Arial" w:hAnsi="Arial" w:cs="Arial"/>
-          <w:sz w:val="24"/>
-          <w:szCs w:val="24"/>
-          <w:lang w:val="en-US"/>
-        </w:rPr>
-        <w:t xml:space="preserve">images, signals, electrical variables, or any data relevant to control systems) and </w:t>
-      </w:r>
-      <w:r>
-        <w:rPr>
-          <w:rFonts w:ascii="Arial" w:hAnsi="Arial" w:cs="Arial"/>
-          <w:sz w:val="24"/>
-          <w:szCs w:val="24"/>
-          <w:lang w:val="en-US"/>
-        </w:rPr>
-        <w:t xml:space="preserve">submit a Python program that demonstrates </w:t>
-      </w:r>
-      <w:r>
-        <w:rPr>
-          <w:rFonts w:ascii="Arial" w:hAnsi="Arial" w:cs="Arial"/>
-          <w:sz w:val="24"/>
-          <w:szCs w:val="24"/>
-          <w:lang w:val="en-US"/>
-        </w:rPr>
-        <w:t>your</w:t>
-      </w:r>
-      <w:r>
-        <w:rPr>
-          <w:rFonts w:ascii="Arial" w:hAnsi="Arial" w:cs="Arial"/>
-          <w:sz w:val="24"/>
-          <w:szCs w:val="24"/>
-          <w:lang w:val="en-US"/>
-        </w:rPr>
-        <w:t xml:space="preserve"> understanding of data handling, statistical analysis, data separability, and performance evaluation.</w:t>
-      </w:r>
-      <w:r>
-        <w:rPr>
-          <w:rFonts w:ascii="Arial" w:hAnsi="Arial" w:cs="Arial"/>
-          <w:sz w:val="24"/>
-          <w:szCs w:val="24"/>
-          <w:lang w:val="en-US"/>
-        </w:rPr>
-        <w:t xml:space="preserve"> </w:t>
-      </w:r>
-    </w:p>
-    <w:p>
-      <w:pPr>
-        <w:autoSpaceDE w:val="0"/>
-        <w:autoSpaceDN w:val="0"/>
-        <w:adjustRightInd w:val="0"/>
-        <w:spacing w:after="0" w:line="360" w:lineRule="auto"/>
-        <w:jc w:val="both"/>
-        <w:rPr>
-          <w:rFonts w:ascii="HelveticaNeue-Light" w:hAnsi="HelveticaNeue-Light" w:cs="HelveticaNeue-Light"/>
-          <w:sz w:val="24"/>
-          <w:szCs w:val="24"/>
-          <w:lang w:val="en-US"/>
-        </w:rPr>
-      </w:pPr>
-      <w:r>
-        <w:rPr>
-          <w:rFonts w:ascii="HelveticaNeue-Light" w:hAnsi="HelveticaNeue-Light" w:cs="HelveticaNeue-Light"/>
-          <w:sz w:val="24"/>
-          <w:szCs w:val="24"/>
-          <w:lang w:val="en-US"/>
-        </w:rPr>
-        <w:t xml:space="preserve"> </w:t>
-      </w:r>
-    </w:p>
-    <w:p>
-      <w:pPr>
-        <w:autoSpaceDE w:val="0"/>
-        <w:autoSpaceDN w:val="0"/>
-        <w:adjustRightInd w:val="0"/>
-        <w:spacing w:after="0" w:line="360" w:lineRule="auto"/>
-        <w:jc w:val="both"/>
+        <w:t>GOAL</w:t>
+      </w:r>
+      <w:r>
         <w:rPr>
           <w:rFonts w:ascii="HelveticaNeue-Bold" w:hAnsi="HelveticaNeue-Bold" w:cs="HelveticaNeue-Bold"/>
           <w:b/>
@@ -720,8 +868,154 @@
           <w:szCs w:val="24"/>
           <w:lang w:val="en-US"/>
         </w:rPr>
-      </w:pPr>
-      <w:r>
+        <w:t>:</w:t>
+      </w:r>
+    </w:p>
+    <w:p>
+      <w:pPr>
+        <w:autoSpaceDE w:val="0"/>
+        <w:autoSpaceDN w:val="0"/>
+        <w:adjustRightInd w:val="0"/>
+        <w:spacing w:after="0" w:line="360" w:lineRule="auto"/>
+        <w:jc w:val="both"/>
+        <w:rPr>
+          <w:rFonts w:ascii="Arial" w:hAnsi="Arial" w:cs="Arial"/>
+          <w:sz w:val="24"/>
+          <w:szCs w:val="24"/>
+          <w:lang w:val="en-US"/>
+        </w:rPr>
+      </w:pPr>
+      <w:r>
+        <w:rPr>
+          <w:rFonts w:ascii="Arial" w:hAnsi="Arial" w:cs="Arial"/>
+          <w:sz w:val="24"/>
+          <w:szCs w:val="24"/>
+          <w:lang w:val="en-US"/>
+        </w:rPr>
+        <w:t xml:space="preserve">In this assignment, </w:t>
+      </w:r>
+      <w:r>
+        <w:rPr>
+          <w:rFonts w:ascii="Arial" w:hAnsi="Arial" w:cs="Arial"/>
+          <w:sz w:val="24"/>
+          <w:szCs w:val="24"/>
+          <w:lang w:val="en-US"/>
+        </w:rPr>
+        <w:t>you</w:t>
+      </w:r>
+      <w:r>
+        <w:rPr>
+          <w:rFonts w:ascii="Arial" w:hAnsi="Arial" w:cs="Arial"/>
+          <w:sz w:val="24"/>
+          <w:szCs w:val="24"/>
+          <w:lang w:val="en-US"/>
+        </w:rPr>
+        <w:t xml:space="preserve"> are required to use Python and Git to implement a data-driven scientific analysis. You will use your own data</w:t>
+      </w:r>
+      <w:r>
+        <w:rPr>
+          <w:rFonts w:ascii="Arial" w:hAnsi="Arial" w:cs="Arial"/>
+          <w:sz w:val="24"/>
+          <w:szCs w:val="24"/>
+          <w:lang w:val="en-US"/>
+        </w:rPr>
+        <w:t>set</w:t>
+      </w:r>
+      <w:r>
+        <w:rPr>
+          <w:rFonts w:ascii="Arial" w:hAnsi="Arial" w:cs="Arial"/>
+          <w:sz w:val="24"/>
+          <w:szCs w:val="24"/>
+          <w:lang w:val="en-US"/>
+        </w:rPr>
+        <w:t xml:space="preserve"> (</w:t>
+      </w:r>
+      <w:r>
+        <w:rPr>
+          <w:rFonts w:ascii="Arial" w:hAnsi="Arial" w:cs="Arial"/>
+          <w:sz w:val="24"/>
+          <w:szCs w:val="24"/>
+          <w:lang w:val="en-US"/>
+        </w:rPr>
+        <w:t xml:space="preserve">e.g., </w:t>
+      </w:r>
+      <w:r>
+        <w:rPr>
+          <w:rFonts w:ascii="Arial" w:hAnsi="Arial" w:cs="Arial"/>
+          <w:sz w:val="24"/>
+          <w:szCs w:val="24"/>
+          <w:lang w:val="en-US"/>
+        </w:rPr>
+        <w:t xml:space="preserve">images, signals, electrical variables, or any data relevant to control systems) and </w:t>
+      </w:r>
+      <w:r>
+        <w:rPr>
+          <w:rFonts w:ascii="Arial" w:hAnsi="Arial" w:cs="Arial"/>
+          <w:sz w:val="24"/>
+          <w:szCs w:val="24"/>
+          <w:lang w:val="en-US"/>
+        </w:rPr>
+        <w:t xml:space="preserve">submit a Python program that demonstrates </w:t>
+      </w:r>
+      <w:r>
+        <w:rPr>
+          <w:rFonts w:ascii="Arial" w:hAnsi="Arial" w:cs="Arial"/>
+          <w:sz w:val="24"/>
+          <w:szCs w:val="24"/>
+          <w:lang w:val="en-US"/>
+        </w:rPr>
+        <w:t>your</w:t>
+      </w:r>
+      <w:r>
+        <w:rPr>
+          <w:rFonts w:ascii="Arial" w:hAnsi="Arial" w:cs="Arial"/>
+          <w:sz w:val="24"/>
+          <w:szCs w:val="24"/>
+          <w:lang w:val="en-US"/>
+        </w:rPr>
+        <w:t xml:space="preserve"> understanding of data handling, statistical analysis, data separability, and performance evaluation.</w:t>
+      </w:r>
+      <w:r>
+        <w:rPr>
+          <w:rFonts w:ascii="Arial" w:hAnsi="Arial" w:cs="Arial"/>
+          <w:sz w:val="24"/>
+          <w:szCs w:val="24"/>
+          <w:lang w:val="en-US"/>
+        </w:rPr>
+        <w:t xml:space="preserve"> </w:t>
+      </w:r>
+    </w:p>
+    <w:p>
+      <w:pPr>
+        <w:autoSpaceDE w:val="0"/>
+        <w:autoSpaceDN w:val="0"/>
+        <w:adjustRightInd w:val="0"/>
+        <w:spacing w:after="0" w:line="360" w:lineRule="auto"/>
+        <w:jc w:val="both"/>
+        <w:rPr>
+          <w:rFonts w:ascii="HelveticaNeue-Light" w:hAnsi="HelveticaNeue-Light" w:cs="HelveticaNeue-Light"/>
+          <w:sz w:val="24"/>
+          <w:szCs w:val="24"/>
+          <w:lang w:val="en-US"/>
+        </w:rPr>
+      </w:pPr>
+      <w:r>
+        <w:rPr>
+          <w:rFonts w:ascii="HelveticaNeue-Light" w:hAnsi="HelveticaNeue-Light" w:cs="HelveticaNeue-Light"/>
+          <w:sz w:val="24"/>
+          <w:szCs w:val="24"/>
+          <w:lang w:val="en-US"/>
+        </w:rPr>
+        <w:t xml:space="preserve"> </w:t>
+      </w:r>
+    </w:p>
+    <w:p>
+      <w:pPr>
+        <w:autoSpaceDE w:val="0"/>
+        <w:autoSpaceDN w:val="0"/>
+        <w:adjustRightInd w:val="0"/>
+        <w:spacing w:after="0" w:line="360" w:lineRule="auto"/>
+        <w:jc w:val="both"/>
         <w:rPr>
           <w:rFonts w:ascii="HelveticaNeue-Bold" w:hAnsi="HelveticaNeue-Bold" w:cs="HelveticaNeue-Bold"/>
           <w:b/>
@@ -730,8 +1024,7 @@
           <w:szCs w:val="24"/>
           <w:lang w:val="en-US"/>
         </w:rPr>
-        <w:t>ACTIVITY</w:t>
-      </w:r>
+      </w:pPr>
       <w:r>
         <w:rPr>
           <w:rFonts w:ascii="HelveticaNeue-Bold" w:hAnsi="HelveticaNeue-Bold" w:cs="HelveticaNeue-Bold"/>
@@ -741,12 +1034,23 @@
           <w:szCs w:val="24"/>
           <w:lang w:val="en-US"/>
         </w:rPr>
+        <w:t>ACTIVITY</w:t>
+      </w:r>
+      <w:r>
+        <w:rPr>
+          <w:rFonts w:ascii="HelveticaNeue-Bold" w:hAnsi="HelveticaNeue-Bold" w:cs="HelveticaNeue-Bold"/>
+          <w:b/>
+          <w:bCs/>
+          <w:sz w:val="24"/>
+          <w:szCs w:val="24"/>
+          <w:lang w:val="en-US"/>
+        </w:rPr>
         <w:t>:</w:t>
       </w:r>
     </w:p>
     <w:p>
       <w:pPr>
-        <w:pStyle w:val="Prrafodelista"/>
+        <w:pStyle w:val="ListParagraph"/>
         <w:numPr>
           <w:ilvl w:val="0"/>
           <w:numId w:val="1"/>
@@ -768,6 +1072,34 @@
           <w:rFonts w:ascii="Arial" w:hAnsi="Arial" w:cs="Arial"/>
           <w:sz w:val="24"/>
           <w:szCs w:val="24"/>
+          <w:u w:val="single"/>
+          <w:lang w:val="en-US"/>
+        </w:rPr>
+        <w:t>Brief context</w:t>
+      </w:r>
+      <w:r>
+        <w:rPr>
+          <w:rFonts w:ascii="Arial" w:hAnsi="Arial" w:cs="Arial"/>
+          <w:sz w:val="24"/>
+          <w:szCs w:val="24"/>
+          <w:lang w:val="en-US"/>
+        </w:rPr>
+        <w:t>.</w:t>
+      </w:r>
+      <w:r>
+        <w:rPr>
+          <w:rFonts w:ascii="Arial" w:hAnsi="Arial" w:cs="Arial"/>
+          <w:sz w:val="24"/>
+          <w:szCs w:val="24"/>
+          <w:lang w:val="en-US"/>
+        </w:rPr>
+        <w:t xml:space="preserve"> </w:t>
+      </w:r>
+      <w:r>
+        <w:rPr>
+          <w:rFonts w:ascii="Arial" w:hAnsi="Arial" w:cs="Arial"/>
+          <w:sz w:val="24"/>
+          <w:szCs w:val="24"/>
           <w:lang w:val="en-US"/>
         </w:rPr>
         <w:t xml:space="preserve">Provide </w:t>
@@ -779,21 +1111,61 @@
           <w:szCs w:val="24"/>
           <w:lang w:val="en-US"/>
         </w:rPr>
-        <w:t>a shorter version of the context shown in the first assignment, in order to explain</w:t>
-      </w:r>
-      <w:r>
-        <w:rPr>
-          <w:rFonts w:ascii="Arial" w:hAnsi="Arial" w:cs="Arial"/>
-          <w:sz w:val="24"/>
-          <w:szCs w:val="24"/>
-          <w:lang w:val="en-US"/>
-        </w:rPr>
-        <w:t xml:space="preserve"> the data you will use in this work </w:t>
-      </w:r>
-    </w:p>
-    <w:p>
-      <w:pPr>
-        <w:pStyle w:val="Prrafodelista"/>
+        <w:t xml:space="preserve">a shorter version of the context shown in the first assignment, </w:t>
+      </w:r>
+      <w:proofErr w:type="gramStart"/>
+      <w:r>
+        <w:rPr>
+          <w:rFonts w:ascii="Arial" w:hAnsi="Arial" w:cs="Arial"/>
+          <w:sz w:val="24"/>
+          <w:szCs w:val="24"/>
+          <w:lang w:val="en-US"/>
+        </w:rPr>
+        <w:t>in order to</w:t>
+      </w:r>
+      <w:proofErr w:type="gramEnd"/>
+      <w:r>
+        <w:rPr>
+          <w:rFonts w:ascii="Arial" w:hAnsi="Arial" w:cs="Arial"/>
+          <w:sz w:val="24"/>
+          <w:szCs w:val="24"/>
+          <w:lang w:val="en-US"/>
+        </w:rPr>
+        <w:t xml:space="preserve"> explain</w:t>
+      </w:r>
+      <w:r>
+        <w:rPr>
+          <w:rFonts w:ascii="Arial" w:hAnsi="Arial" w:cs="Arial"/>
+          <w:sz w:val="24"/>
+          <w:szCs w:val="24"/>
+          <w:lang w:val="en-US"/>
+        </w:rPr>
+        <w:t xml:space="preserve"> the </w:t>
+      </w:r>
+      <w:proofErr w:type="gramStart"/>
+      <w:r>
+        <w:rPr>
+          <w:rFonts w:ascii="Arial" w:hAnsi="Arial" w:cs="Arial"/>
+          <w:sz w:val="24"/>
+          <w:szCs w:val="24"/>
+          <w:lang w:val="en-US"/>
+        </w:rPr>
+        <w:t>data</w:t>
+      </w:r>
+      <w:proofErr w:type="gramEnd"/>
+      <w:r>
+        <w:rPr>
+          <w:rFonts w:ascii="Arial" w:hAnsi="Arial" w:cs="Arial"/>
+          <w:sz w:val="24"/>
+          <w:szCs w:val="24"/>
+          <w:lang w:val="en-US"/>
+        </w:rPr>
+        <w:t xml:space="preserve"> you will use in this work </w:t>
+      </w:r>
+    </w:p>
+    <w:p>
+      <w:pPr>
+        <w:pStyle w:val="ListParagraph"/>
         <w:autoSpaceDE w:val="0"/>
         <w:autoSpaceDN w:val="0"/>
         <w:adjustRightInd w:val="0"/>
@@ -827,7 +1199,7 @@
     </w:p>
     <w:p>
       <w:pPr>
-        <w:pStyle w:val="Prrafodelista"/>
+        <w:pStyle w:val="ListParagraph"/>
         <w:numPr>
           <w:ilvl w:val="0"/>
           <w:numId w:val="10"/>
@@ -861,12 +1233,21 @@
           <w:szCs w:val="24"/>
           <w:lang w:val="en-US"/>
         </w:rPr>
-        <w:t>(0.2 points)</w:t>
-      </w:r>
-    </w:p>
-    <w:p>
-      <w:pPr>
-        <w:pStyle w:val="Prrafodelista"/>
+        <w:t xml:space="preserve">(0.2 </w:t>
+      </w:r>
+      <w:r>
+        <w:rPr>
+          <w:rFonts w:ascii="Arial" w:hAnsi="Arial" w:cs="Arial"/>
+          <w:sz w:val="24"/>
+          <w:szCs w:val="24"/>
+          <w:lang w:val="en-US"/>
+        </w:rPr>
+        <w:t>points).</w:t>
+      </w:r>
+    </w:p>
+    <w:p>
+      <w:pPr>
+        <w:pStyle w:val="ListParagraph"/>
         <w:numPr>
           <w:ilvl w:val="0"/>
           <w:numId w:val="1"/>
@@ -891,7 +1272,6 @@
           <w:u w:val="single"/>
           <w:lang w:val="en-US"/>
         </w:rPr>
-        <w:lastRenderedPageBreak/>
         <w:t>Advanced data handling with Pandas</w:t>
       </w:r>
       <w:r>
@@ -1003,7 +1383,7 @@
     </w:p>
     <w:p>
       <w:pPr>
-        <w:pStyle w:val="Prrafodelista"/>
+        <w:pStyle w:val="ListParagraph"/>
         <w:numPr>
           <w:ilvl w:val="0"/>
           <w:numId w:val="8"/>
@@ -1027,12 +1407,41 @@
           <w:szCs w:val="24"/>
           <w:lang w:val="en-US"/>
         </w:rPr>
-        <w:t>Proper data loading in a structured format and handling of inconsistencies (0.5 points)</w:t>
-      </w:r>
-    </w:p>
-    <w:p>
-      <w:pPr>
-        <w:pStyle w:val="Prrafodelista"/>
+        <w:t xml:space="preserve">Proper data loading in a structured format and </w:t>
+      </w:r>
+      <w:proofErr w:type="gramStart"/>
+      <w:r>
+        <w:rPr>
+          <w:rFonts w:ascii="Arial" w:hAnsi="Arial" w:cs="Arial"/>
+          <w:sz w:val="24"/>
+          <w:szCs w:val="24"/>
+          <w:lang w:val="en-US"/>
+        </w:rPr>
+        <w:t>handling of</w:t>
+      </w:r>
+      <w:proofErr w:type="gramEnd"/>
+      <w:r>
+        <w:rPr>
+          <w:rFonts w:ascii="Arial" w:hAnsi="Arial" w:cs="Arial"/>
+          <w:sz w:val="24"/>
+          <w:szCs w:val="24"/>
+          <w:lang w:val="en-US"/>
+        </w:rPr>
+        <w:t xml:space="preserve"> inconsistencies (0.5 </w:t>
+      </w:r>
+      <w:r>
+        <w:rPr>
+          <w:rFonts w:ascii="Arial" w:hAnsi="Arial" w:cs="Arial"/>
+          <w:sz w:val="24"/>
+          <w:szCs w:val="24"/>
+          <w:lang w:val="en-US"/>
+        </w:rPr>
+        <w:t>points).</w:t>
+      </w:r>
+    </w:p>
+    <w:p>
+      <w:pPr>
+        <w:pStyle w:val="ListParagraph"/>
         <w:numPr>
           <w:ilvl w:val="0"/>
           <w:numId w:val="8"/>
@@ -1056,12 +1465,22 @@
           <w:szCs w:val="24"/>
           <w:lang w:val="en-US"/>
         </w:rPr>
-        <w:t>A Markdown section explaining each data handling step, with an emphasis on why these transformations were applied (0.5 points)</w:t>
-      </w:r>
-    </w:p>
-    <w:p>
-      <w:pPr>
-        <w:pStyle w:val="Prrafodelista"/>
+        <w:lastRenderedPageBreak/>
+        <w:t xml:space="preserve">A Markdown section explaining each data handling step, with an emphasis on why these transformations were applied (0.5 </w:t>
+      </w:r>
+      <w:r>
+        <w:rPr>
+          <w:rFonts w:ascii="Arial" w:hAnsi="Arial" w:cs="Arial"/>
+          <w:sz w:val="24"/>
+          <w:szCs w:val="24"/>
+          <w:lang w:val="en-US"/>
+        </w:rPr>
+        <w:t>points).</w:t>
+      </w:r>
+    </w:p>
+    <w:p>
+      <w:pPr>
+        <w:pStyle w:val="ListParagraph"/>
         <w:numPr>
           <w:ilvl w:val="0"/>
           <w:numId w:val="1"/>
@@ -1299,7 +1718,7 @@
     </w:p>
     <w:p>
       <w:pPr>
-        <w:pStyle w:val="Prrafodelista"/>
+        <w:pStyle w:val="ListParagraph"/>
         <w:autoSpaceDE w:val="0"/>
         <w:autoSpaceDN w:val="0"/>
         <w:adjustRightInd w:val="0"/>
@@ -1324,7 +1743,7 @@
     </w:p>
     <w:p>
       <w:pPr>
-        <w:pStyle w:val="Prrafodelista"/>
+        <w:pStyle w:val="ListParagraph"/>
         <w:numPr>
           <w:ilvl w:val="0"/>
           <w:numId w:val="9"/>
@@ -1384,30 +1803,21 @@
           <w:szCs w:val="24"/>
           <w:lang w:val="en-US"/>
         </w:rPr>
-        <w:t xml:space="preserve"> point</w:t>
-      </w:r>
-      <w:r>
-        <w:rPr>
-          <w:rFonts w:ascii="Arial" w:hAnsi="Arial" w:cs="Arial"/>
-          <w:sz w:val="24"/>
-          <w:szCs w:val="24"/>
-          <w:lang w:val="en-US"/>
-        </w:rPr>
-        <w:t>s</w:t>
-      </w:r>
-      <w:r>
-        <w:rPr>
-          <w:rFonts w:ascii="Arial" w:hAnsi="Arial" w:cs="Arial"/>
-          <w:sz w:val="24"/>
-          <w:szCs w:val="24"/>
-          <w:lang w:val="en-US"/>
-        </w:rPr>
-        <w:t>)</w:t>
-      </w:r>
-    </w:p>
-    <w:p>
-      <w:pPr>
-        <w:pStyle w:val="Prrafodelista"/>
+        <w:t xml:space="preserve"> </w:t>
+      </w:r>
+      <w:r>
+        <w:rPr>
+          <w:rFonts w:ascii="Arial" w:hAnsi="Arial" w:cs="Arial"/>
+          <w:sz w:val="24"/>
+          <w:szCs w:val="24"/>
+          <w:lang w:val="en-US"/>
+        </w:rPr>
+        <w:t>points).</w:t>
+      </w:r>
+    </w:p>
+    <w:p>
+      <w:pPr>
+        <w:pStyle w:val="ListParagraph"/>
         <w:numPr>
           <w:ilvl w:val="0"/>
           <w:numId w:val="9"/>
@@ -1440,12 +1850,30 @@
           <w:szCs w:val="24"/>
           <w:lang w:val="en-US"/>
         </w:rPr>
-        <w:t xml:space="preserve"> and their importance for your research problem (0.3 points) </w:t>
-      </w:r>
-    </w:p>
-    <w:p>
-      <w:pPr>
-        <w:pStyle w:val="Prrafodelista"/>
+        <w:t xml:space="preserve"> and their importance for your research problem (0.3 </w:t>
+      </w:r>
+      <w:r>
+        <w:rPr>
+          <w:rFonts w:ascii="Arial" w:hAnsi="Arial" w:cs="Arial"/>
+          <w:sz w:val="24"/>
+          <w:szCs w:val="24"/>
+          <w:lang w:val="en-US"/>
+        </w:rPr>
+        <w:t>points).</w:t>
+      </w:r>
+      <w:r>
+        <w:rPr>
+          <w:rFonts w:ascii="Arial" w:hAnsi="Arial" w:cs="Arial"/>
+          <w:sz w:val="24"/>
+          <w:szCs w:val="24"/>
+          <w:lang w:val="en-US"/>
+        </w:rPr>
+        <w:t xml:space="preserve"> </w:t>
+      </w:r>
+    </w:p>
+    <w:p>
+      <w:pPr>
+        <w:pStyle w:val="ListParagraph"/>
         <w:numPr>
           <w:ilvl w:val="0"/>
           <w:numId w:val="1"/>
@@ -1477,16 +1905,6 @@
           <w:rFonts w:ascii="Arial" w:hAnsi="Arial" w:cs="Arial"/>
           <w:sz w:val="24"/>
           <w:szCs w:val="24"/>
-          <w:u w:val="single"/>
-          <w:lang w:val="en-US"/>
-        </w:rPr>
-        <w:t xml:space="preserve"> and feature extraction</w:t>
-      </w:r>
-      <w:r>
-        <w:rPr>
-          <w:rFonts w:ascii="Arial" w:hAnsi="Arial" w:cs="Arial"/>
-          <w:sz w:val="24"/>
-          <w:szCs w:val="24"/>
           <w:lang w:val="en-US"/>
         </w:rPr>
         <w:t xml:space="preserve">. Conduct a statistical analysis of your </w:t>
@@ -1561,17 +1979,7 @@
           <w:szCs w:val="24"/>
           <w:lang w:val="en-US"/>
         </w:rPr>
-        <w:t xml:space="preserve"> the dataset includes multiple categories or classes, apply statistical tests (e.g., t-</w:t>
-      </w:r>
-      <w:r>
-        <w:rPr>
-          <w:rFonts w:ascii="Arial" w:hAnsi="Arial" w:cs="Arial"/>
-          <w:sz w:val="24"/>
-          <w:szCs w:val="24"/>
-          <w:lang w:val="en-US"/>
-        </w:rPr>
-        <w:lastRenderedPageBreak/>
-        <w:t>tests</w:t>
+        <w:t xml:space="preserve"> the dataset includes multiple categories or classes, apply statistical tests (e.g., t-tests</w:t>
       </w:r>
       <w:r>
         <w:rPr>
@@ -1691,7 +2099,7 @@
     </w:p>
     <w:p>
       <w:pPr>
-        <w:pStyle w:val="Prrafodelista"/>
+        <w:pStyle w:val="ListParagraph"/>
         <w:numPr>
           <w:ilvl w:val="0"/>
           <w:numId w:val="9"/>
@@ -1733,12 +2141,21 @@
           <w:szCs w:val="24"/>
           <w:lang w:val="en-US"/>
         </w:rPr>
-        <w:t xml:space="preserve"> points)</w:t>
-      </w:r>
-    </w:p>
-    <w:p>
-      <w:pPr>
-        <w:pStyle w:val="Prrafodelista"/>
+        <w:t xml:space="preserve"> </w:t>
+      </w:r>
+      <w:r>
+        <w:rPr>
+          <w:rFonts w:ascii="Arial" w:hAnsi="Arial" w:cs="Arial"/>
+          <w:sz w:val="24"/>
+          <w:szCs w:val="24"/>
+          <w:lang w:val="en-US"/>
+        </w:rPr>
+        <w:t>points).</w:t>
+      </w:r>
+    </w:p>
+    <w:p>
+      <w:pPr>
+        <w:pStyle w:val="ListParagraph"/>
         <w:numPr>
           <w:ilvl w:val="0"/>
           <w:numId w:val="9"/>
@@ -1780,12 +2197,21 @@
           <w:szCs w:val="24"/>
           <w:lang w:val="en-US"/>
         </w:rPr>
-        <w:t xml:space="preserve"> points)</w:t>
-      </w:r>
-    </w:p>
-    <w:p>
-      <w:pPr>
-        <w:pStyle w:val="Prrafodelista"/>
+        <w:t xml:space="preserve"> </w:t>
+      </w:r>
+      <w:r>
+        <w:rPr>
+          <w:rFonts w:ascii="Arial" w:hAnsi="Arial" w:cs="Arial"/>
+          <w:sz w:val="24"/>
+          <w:szCs w:val="24"/>
+          <w:lang w:val="en-US"/>
+        </w:rPr>
+        <w:t>points).</w:t>
+      </w:r>
+    </w:p>
+    <w:p>
+      <w:pPr>
+        <w:pStyle w:val="ListParagraph"/>
         <w:numPr>
           <w:ilvl w:val="0"/>
           <w:numId w:val="9"/>
@@ -1845,12 +2271,21 @@
           <w:szCs w:val="24"/>
           <w:lang w:val="en-US"/>
         </w:rPr>
-        <w:t xml:space="preserve"> points)</w:t>
-      </w:r>
-    </w:p>
-    <w:p>
-      <w:pPr>
-        <w:pStyle w:val="Prrafodelista"/>
+        <w:t xml:space="preserve"> </w:t>
+      </w:r>
+      <w:r>
+        <w:rPr>
+          <w:rFonts w:ascii="Arial" w:hAnsi="Arial" w:cs="Arial"/>
+          <w:sz w:val="24"/>
+          <w:szCs w:val="24"/>
+          <w:lang w:val="en-US"/>
+        </w:rPr>
+        <w:t>points).</w:t>
+      </w:r>
+    </w:p>
+    <w:p>
+      <w:pPr>
+        <w:pStyle w:val="ListParagraph"/>
         <w:numPr>
           <w:ilvl w:val="0"/>
           <w:numId w:val="1"/>
@@ -1902,7 +2337,35 @@
           <w:szCs w:val="24"/>
           <w:lang w:val="en-US"/>
         </w:rPr>
-        <w:t xml:space="preserve"> performance metrics relevant to your data analysis goals. For datasets with labels, calculate classification performance metrics such as accuracy, precision, recall, F1-score, or ROC-AUC for your model. For continuous or time-series datasets, define performance metrics relevant to your dataset (e.g., root-mean-square error, correlation coefficient, or spectral match) and evaluate how well data transformations or models meet these metrics.</w:t>
+        <w:t xml:space="preserve"> performance metrics relevant to your data analysis goals. For datasets with labels, calculate classification performance </w:t>
+      </w:r>
+      <w:r>
+        <w:rPr>
+          <w:rFonts w:ascii="Arial" w:hAnsi="Arial" w:cs="Arial"/>
+          <w:sz w:val="24"/>
+          <w:szCs w:val="24"/>
+          <w:lang w:val="en-US"/>
+        </w:rPr>
+        <w:lastRenderedPageBreak/>
+        <w:t xml:space="preserve">metrics such as accuracy, precision, recall, F1-score, or ROC-AUC for your model. For continuous or time-series datasets, define performance metrics relevant to your dataset (e.g., root-mean-square error, correlation coefficient, or spectral match) and evaluate </w:t>
+      </w:r>
+      <w:r>
+        <w:rPr>
+          <w:rFonts w:ascii="Arial" w:hAnsi="Arial" w:cs="Arial"/>
+          <w:sz w:val="24"/>
+          <w:szCs w:val="24"/>
+          <w:lang w:val="en-US"/>
+        </w:rPr>
+        <w:t>how</w:t>
+      </w:r>
+      <w:r>
+        <w:rPr>
+          <w:rFonts w:ascii="Arial" w:hAnsi="Arial" w:cs="Arial"/>
+          <w:sz w:val="24"/>
+          <w:szCs w:val="24"/>
+          <w:lang w:val="en-US"/>
+        </w:rPr>
+        <w:t xml:space="preserve"> data transformations or models meet these metrics.</w:t>
       </w:r>
     </w:p>
     <w:p>
@@ -1932,7 +2395,7 @@
     </w:p>
     <w:p>
       <w:pPr>
-        <w:pStyle w:val="Prrafodelista"/>
+        <w:pStyle w:val="ListParagraph"/>
         <w:numPr>
           <w:ilvl w:val="0"/>
           <w:numId w:val="6"/>
@@ -1975,12 +2438,21 @@
           <w:szCs w:val="24"/>
           <w:lang w:val="en-US"/>
         </w:rPr>
-        <w:t xml:space="preserve"> points)</w:t>
-      </w:r>
-    </w:p>
-    <w:p>
-      <w:pPr>
-        <w:pStyle w:val="Prrafodelista"/>
+        <w:t xml:space="preserve"> </w:t>
+      </w:r>
+      <w:r>
+        <w:rPr>
+          <w:rFonts w:ascii="Arial" w:hAnsi="Arial" w:cs="Arial"/>
+          <w:sz w:val="24"/>
+          <w:szCs w:val="24"/>
+          <w:lang w:val="en-US"/>
+        </w:rPr>
+        <w:t>points).</w:t>
+      </w:r>
+    </w:p>
+    <w:p>
+      <w:pPr>
+        <w:pStyle w:val="ListParagraph"/>
         <w:numPr>
           <w:ilvl w:val="0"/>
           <w:numId w:val="6"/>
@@ -2023,7 +2495,16 @@
           <w:szCs w:val="24"/>
           <w:lang w:val="en-US"/>
         </w:rPr>
-        <w:t xml:space="preserve"> points)</w:t>
+        <w:t xml:space="preserve"> </w:t>
+      </w:r>
+      <w:r>
+        <w:rPr>
+          <w:rFonts w:ascii="Arial" w:hAnsi="Arial" w:cs="Arial"/>
+          <w:sz w:val="24"/>
+          <w:szCs w:val="24"/>
+          <w:lang w:val="en-US"/>
+        </w:rPr>
+        <w:t>points).</w:t>
       </w:r>
     </w:p>
     <w:p>
@@ -2073,7 +2554,7 @@
     </w:p>
     <w:p>
       <w:pPr>
-        <w:pStyle w:val="Prrafodelista"/>
+        <w:pStyle w:val="ListParagraph"/>
         <w:numPr>
           <w:ilvl w:val="0"/>
           <w:numId w:val="3"/>
@@ -2160,14 +2641,14 @@
   <w:footnote w:id="1">
     <w:p>
       <w:pPr>
-        <w:pStyle w:val="Textonotapie"/>
-        <w:rPr>
-          <w:lang w:val="en-US"/>
-        </w:rPr>
-      </w:pPr>
-      <w:r>
-        <w:rPr>
-          <w:rStyle w:val="Refdenotaalpie"/>
+        <w:pStyle w:val="FootnoteText"/>
+        <w:rPr>
+          <w:lang w:val="en-US"/>
+        </w:rPr>
+      </w:pPr>
+      <w:r>
+        <w:rPr>
+          <w:rStyle w:val="FootnoteReference"/>
         </w:rPr>
         <w:footnoteRef/>
       </w:r>
@@ -2175,43 +2656,27 @@
         <w:rPr>
           <w:lang w:val="en-US"/>
         </w:rPr>
+        <w:t xml:space="preserve"> If you decide to work in</w:t>
+      </w:r>
+      <w:r>
+        <w:rPr>
+          <w:lang w:val="en-US"/>
+        </w:rPr>
         <w:t xml:space="preserve"> </w:t>
       </w:r>
-      <w:r>
-        <w:rPr>
-          <w:lang w:val="en-US"/>
-        </w:rPr>
-        <w:t>If you decide to work in</w:t>
-      </w:r>
-      <w:r>
-        <w:rPr>
-          <w:lang w:val="en-US"/>
-        </w:rPr>
-        <w:t xml:space="preserve"> Matlab</w:t>
-      </w:r>
-      <w:r>
-        <w:rPr>
-          <w:lang w:val="en-US"/>
-        </w:rPr>
-        <w:t xml:space="preserve"> against the</w:t>
-      </w:r>
-      <w:r>
-        <w:rPr>
-          <w:lang w:val="en-US"/>
-        </w:rPr>
-        <w:t xml:space="preserve"> course’s</w:t>
-      </w:r>
-      <w:r>
-        <w:rPr>
-          <w:lang w:val="en-US"/>
-        </w:rPr>
-        <w:t xml:space="preserve"> recommendation, you can use the live script option in MLX format</w:t>
-      </w:r>
-      <w:r>
-        <w:rPr>
-          <w:lang w:val="en-US"/>
-        </w:rPr>
-        <w:t>.</w:t>
+      <w:proofErr w:type="spellStart"/>
+      <w:r>
+        <w:rPr>
+          <w:lang w:val="en-US"/>
+        </w:rPr>
+        <w:t>Matlab</w:t>
+      </w:r>
+      <w:proofErr w:type="spellEnd"/>
+      <w:r>
+        <w:rPr>
+          <w:lang w:val="en-US"/>
+        </w:rPr>
+        <w:t xml:space="preserve"> against the course’s recommendation, you can use the live script option in MLX format.</w:t>
       </w:r>
     </w:p>
   </w:footnote>
@@ -3645,13 +4110,13 @@
     <w:name w:val="Normal"/>
     <w:qFormat/>
   </w:style>
-  <w:style w:type="character" w:default="1" w:styleId="Fuentedeprrafopredeter">
+  <w:style w:type="character" w:default="1" w:styleId="DefaultParagraphFont">
     <w:name w:val="Default Paragraph Font"/>
     <w:uiPriority w:val="1"/>
     <w:semiHidden/>
     <w:unhideWhenUsed/>
   </w:style>
-  <w:style w:type="table" w:default="1" w:styleId="Tablanormal">
+  <w:style w:type="table" w:default="1" w:styleId="TableNormal">
     <w:name w:val="Normal Table"/>
     <w:uiPriority w:val="99"/>
     <w:semiHidden/>
@@ -3666,13 +4131,13 @@
       </w:tblCellMar>
     </w:tblPr>
   </w:style>
-  <w:style w:type="numbering" w:default="1" w:styleId="Sinlista">
+  <w:style w:type="numbering" w:default="1" w:styleId="NoList">
     <w:name w:val="No List"/>
     <w:uiPriority w:val="99"/>
     <w:semiHidden/>
     <w:unhideWhenUsed/>
   </w:style>
-  <w:style w:type="paragraph" w:styleId="Prrafodelista">
+  <w:style w:type="paragraph" w:styleId="ListParagraph">
     <w:name w:val="List Paragraph"/>
     <w:basedOn w:val="Normal"/>
     <w:uiPriority w:val="34"/>
@@ -3683,10 +4148,10 @@
       <w:contextualSpacing/>
     </w:pPr>
   </w:style>
-  <w:style w:type="paragraph" w:styleId="Textonotapie">
+  <w:style w:type="paragraph" w:styleId="FootnoteText">
     <w:name w:val="footnote text"/>
     <w:basedOn w:val="Normal"/>
-    <w:link w:val="TextonotapieCar"/>
+    <w:link w:val="FootnoteTextChar"/>
     <w:uiPriority w:val="99"/>
     <w:semiHidden/>
     <w:unhideWhenUsed/>
@@ -3699,10 +4164,10 @@
       <w:szCs w:val="20"/>
     </w:rPr>
   </w:style>
-  <w:style w:type="character" w:customStyle="1" w:styleId="TextonotapieCar">
-    <w:name w:val="Texto nota pie Car"/>
-    <w:basedOn w:val="Fuentedeprrafopredeter"/>
-    <w:link w:val="Textonotapie"/>
+  <w:style w:type="character" w:customStyle="1" w:styleId="FootnoteTextChar">
+    <w:name w:val="Footnote Text Char"/>
+    <w:basedOn w:val="DefaultParagraphFont"/>
+    <w:link w:val="FootnoteText"/>
     <w:uiPriority w:val="99"/>
     <w:semiHidden/>
     <w:rsid w:val="005C4DA8"/>
@@ -3711,9 +4176,9 @@
       <w:szCs w:val="20"/>
     </w:rPr>
   </w:style>
-  <w:style w:type="character" w:styleId="Refdenotaalpie">
+  <w:style w:type="character" w:styleId="FootnoteReference">
     <w:name w:val="footnote reference"/>
-    <w:basedOn w:val="Fuentedeprrafopredeter"/>
+    <w:basedOn w:val="DefaultParagraphFont"/>
     <w:uiPriority w:val="99"/>
     <w:semiHidden/>
     <w:unhideWhenUsed/>
@@ -3722,9 +4187,9 @@
       <w:vertAlign w:val="superscript"/>
     </w:rPr>
   </w:style>
-  <w:style w:type="character" w:styleId="Hipervnculo">
+  <w:style w:type="character" w:styleId="Hyperlink">
     <w:name w:val="Hyperlink"/>
-    <w:basedOn w:val="Fuentedeprrafopredeter"/>
+    <w:basedOn w:val="DefaultParagraphFont"/>
     <w:uiPriority w:val="99"/>
     <w:unhideWhenUsed/>
     <w:rsid w:val="00E47D12"/>
@@ -3733,9 +4198,9 @@
       <w:u w:val="single"/>
     </w:rPr>
   </w:style>
-  <w:style w:type="character" w:styleId="Mencinsinresolver">
+  <w:style w:type="character" w:styleId="UnresolvedMention">
     <w:name w:val="Unresolved Mention"/>
-    <w:basedOn w:val="Fuentedeprrafopredeter"/>
+    <w:basedOn w:val="DefaultParagraphFont"/>
     <w:uiPriority w:val="99"/>
     <w:semiHidden/>
     <w:unhideWhenUsed/>
@@ -3745,9 +4210,9 @@
       <w:shd w:val="clear" w:color="auto" w:fill="E1DFDD"/>
     </w:rPr>
   </w:style>
-  <w:style w:type="table" w:styleId="Tablaconcuadrcula">
+  <w:style w:type="table" w:styleId="TableGrid">
     <w:name w:val="Table Grid"/>
-    <w:basedOn w:val="Tablanormal"/>
+    <w:basedOn w:val="TableNormal"/>
     <w:uiPriority w:val="39"/>
     <w:rsid w:val="00B65A52"/>
     <w:pPr>
